--- a/STEPS_data_analysis/templates/comparative_report_template.docx
+++ b/STEPS_data_analysis/templates/comparative_report_template.docx
@@ -2,13 +2,7 @@
 <file path=word/document.xml><?xml version="1.0" encoding="utf-8"?>
 <w:document xmlns:wpc="http://schemas.microsoft.com/office/word/2010/wordprocessingCanvas" xmlns:cx="http://schemas.microsoft.com/office/drawing/2014/chartex" xmlns:cx1="http://schemas.microsoft.com/office/drawing/2015/9/8/chartex" xmlns:cx2="http://schemas.microsoft.com/office/drawing/2015/10/21/chartex" xmlns:cx3="http://schemas.microsoft.com/office/drawing/2016/5/9/chartex" xmlns:cx4="http://schemas.microsoft.com/office/drawing/2016/5/10/chartex" xmlns:cx5="http://schemas.microsoft.com/office/drawing/2016/5/11/chartex" xmlns:cx6="http://schemas.microsoft.com/office/drawing/2016/5/12/chartex" xmlns:cx7="http://schemas.microsoft.com/office/drawing/2016/5/13/chartex" xmlns:cx8="http://schemas.microsoft.com/office/drawing/2016/5/14/chartex" xmlns:mc="http://schemas.openxmlformats.org/markup-compatibility/2006" xmlns:aink="http://schemas.microsoft.com/office/drawing/2016/ink" xmlns:am3d="http://schemas.microsoft.com/office/drawing/2017/model3d" xmlns:o="urn:schemas-microsoft-com:office:office" xmlns:oel="http://schemas.microsoft.com/office/2019/extlst" xmlns:r="http://schemas.openxmlformats.org/officeDocument/2006/relationships" xmlns:m="http://schemas.openxmlformats.org/officeDocument/2006/math" xmlns:v="urn:schemas-microsoft-com:vml" xmlns:wp14="http://schemas.microsoft.com/office/word/2010/wordprocessingDrawing" xmlns:wp="http://schemas.openxmlformats.org/drawingml/2006/wordprocessingDrawing" xmlns:w10="urn:schemas-microsoft-com:office:word" xmlns:w="http://schemas.openxmlformats.org/wordprocessingml/2006/main" xmlns:w14="http://schemas.microsoft.com/office/word/2010/wordml" xmlns:w15="http://schemas.microsoft.com/office/word/2012/wordml" xmlns:w16cex="http://schemas.microsoft.com/office/word/2018/wordml/cex" xmlns:w16cid="http://schemas.microsoft.com/office/word/2016/wordml/cid" xmlns:w16="http://schemas.microsoft.com/office/word/2018/wordml" xmlns:w16du="http://schemas.microsoft.com/office/word/2023/wordml/word16du" xmlns:w16sdtdh="http://schemas.microsoft.com/office/word/2020/wordml/sdtdatahash" xmlns:w16sdtfl="http://schemas.microsoft.com/office/word/2024/wordml/sdtformatlock" xmlns:w16se="http://schemas.microsoft.com/office/word/2015/wordml/symex" xmlns:wpg="http://schemas.microsoft.com/office/word/2010/wordprocessingGroup" xmlns:wpi="http://schemas.microsoft.com/office/word/2010/wordprocessingInk" xmlns:wne="http://schemas.microsoft.com/office/word/2006/wordml" xmlns:wps="http://schemas.microsoft.com/office/word/2010/wordprocessingShape" mc:Ignorable="w14 w15 w16se w16cid w16 w16cex w16sdtdh w16sdtfl w16du wp14">
   <w:body>
-    <w:p>
-      <w:pPr>
-        <w:rPr>
-          <w:color w:val="A8222D"/>
-        </w:rPr>
-      </w:pPr>
-    </w:p>
+    <w:p/>
     <w:sectPr>
       <w:headerReference w:type="even" r:id="rId7"/>
       <w:headerReference w:type="default" r:id="rId8"/>
@@ -321,7 +315,7 @@
         </mc:Choice>
         <mc:Fallback>
           <w:pict>
-            <v:rect w14:anchorId="79EA2CC7" id="Rectangle 1" o:spid="_x0000_s1026" style="position:absolute;left:0;text-align:left;margin-left:-36.85pt;margin-top:-32.85pt;width:594.55pt;height:67.7pt;z-index:251659264;visibility:visible;mso-wrap-style:square;mso-width-percent:0;mso-wrap-distance-left:9pt;mso-wrap-distance-top:0;mso-wrap-distance-right:9pt;mso-wrap-distance-bottom:0;mso-position-horizontal:absolute;mso-position-horizontal-relative:text;mso-position-vertical:absolute;mso-position-vertical-relative:text;mso-width-percent:0;mso-width-relative:margin;v-text-anchor:middle" o:gfxdata="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" fillcolor="#396" stroked="f" strokeweight="1pt">
+            <v:rect w14:anchorId="79EA2CC7" id="Rectangle 1" o:spid="_x0000_s1026" style="position:absolute;left:0;text-align:left;margin-left:-36.85pt;margin-top:-32.85pt;width:594.55pt;height:67.7pt;z-index:251659264;visibility:visible;mso-wrap-style:square;mso-width-percent:0;mso-wrap-distance-left:9pt;mso-wrap-distance-top:0;mso-wrap-distance-right:9pt;mso-wrap-distance-bottom:0;mso-position-horizontal:absolute;mso-position-horizontal-relative:text;mso-position-vertical:absolute;mso-position-vertical-relative:text;mso-width-percent:0;mso-width-relative:margin;v-text-anchor:middle" o:gfxdata="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" fillcolor="#396" stroked="f" strokeweight="1pt">
               <v:textbox>
                 <w:txbxContent>
                   <w:p>
@@ -1105,8 +1099,9 @@
   <w:style w:type="paragraph" w:default="1" w:styleId="Normal">
     <w:name w:val="Normal"/>
     <w:qFormat/>
-    <w:rsid w:val="00DD1F66"/>
+    <w:rsid w:val="00EC6D85"/>
     <w:pPr>
+      <w:spacing w:line="276" w:lineRule="auto"/>
       <w:jc w:val="both"/>
     </w:pPr>
   </w:style>
